--- a/Тема проекта (Юров.ПБ-42).docx
+++ b/Тема проекта (Юров.ПБ-42).docx
@@ -290,7 +290,39 @@
                 <w:sz w:val="20"/>
                 <w:szCs w:val="20"/>
               </w:rPr>
-              <w:t>Разработка информационной системы автоматизации продажи авиабилетов и управления рейсами авиакомпании «ZetTechAvio». Веб приложение</w:t>
+              <w:t xml:space="preserve">Разработка </w:t>
+            </w:r>
+            <w:r>
+              <w:rPr>
+                <w:rFonts w:ascii="Times New Roman" w:hAnsi="Times New Roman" w:cs="Times New Roman"/>
+                <w:sz w:val="20"/>
+                <w:szCs w:val="20"/>
+              </w:rPr>
+              <w:t>веб приложения</w:t>
+            </w:r>
+            <w:r>
+              <w:rPr>
+                <w:rFonts w:ascii="Times New Roman" w:hAnsi="Times New Roman" w:cs="Times New Roman"/>
+                <w:sz w:val="20"/>
+                <w:szCs w:val="20"/>
+              </w:rPr>
+              <w:t xml:space="preserve"> </w:t>
+            </w:r>
+            <w:r>
+              <w:rPr>
+                <w:rFonts w:ascii="Times New Roman" w:hAnsi="Times New Roman" w:cs="Times New Roman"/>
+                <w:sz w:val="20"/>
+                <w:szCs w:val="20"/>
+              </w:rPr>
+              <w:t xml:space="preserve">для </w:t>
+            </w:r>
+            <w:r>
+              <w:rPr>
+                <w:rFonts w:ascii="Times New Roman" w:hAnsi="Times New Roman" w:cs="Times New Roman"/>
+                <w:sz w:val="20"/>
+                <w:szCs w:val="20"/>
+              </w:rPr>
+              <w:t xml:space="preserve">автоматизации продажи авиабилетов и управления рейсами авиакомпании «ZetTechAvio». </w:t>
             </w:r>
           </w:p>
         </w:tc>
